--- a/testakten/robotikrecht-roboterflotte-vellbruck-muenchen/16_eu_konformitaetserklaerung_entwurf.docx
+++ b/testakten/robotikrecht-roboterflotte-vellbruck-muenchen/16_eu_konformitaetserklaerung_entwurf.docx
@@ -37,7 +37,7 @@
         <w:jc w:val="left"/>
       </w:pPr>
       <w:r>
-        <w:t>Dieses Aktenstück betrifft Unterzeichner, Normen, Produkte. Es ist nicht abschließend freigegeben. Die technische Seite spricht in Versionen, Tickets und Parametern; die rechtliche Seite muss daraus Rollen, Zweckbestimmung, Pflichtenkreis und Beweisrisiko bilden.</w:t>
+        <w:t>Dieser Vermerk bewertet den Entwurf 0.8 der EU-Konformitätserklärung für die LumaMove-Flotte und legt fest, wie mit der Lücke gegenüber Behörde und Kunden umgegangen wird.</w:t>
       </w:r>
     </w:p>
     <w:p>
@@ -56,13 +56,7 @@
         <w:pStyle w:val="ListBullet"/>
       </w:pPr>
       <w:r>
-        <w:rPr>
-          <w:b/>
-        </w:rPr>
-        <w:t>Unterzeichner:</w:t>
-      </w:r>
-      <w:r>
-        <w:t xml:space="preserve"> Die Akte enthält hierzu widersprüchliche Hinweise. Für die rechtliche Bewertung muss geklärt werden, ob die Aussage aus Vertrag, Anleitung, Produktakte, Marketing, Logdaten oder nachträglicher Krisenkommunikation stammt.</w:t>
+        <w:t>Unterzeichner: Zeichnungsberechtigt ist die Geschäftsführung oder ein schriftlich Bevollmächtigter; intern war die Zeichnung zwischen CTO und QM-Leitung ungeklärt.</w:t>
       </w:r>
     </w:p>
     <w:p>
@@ -70,13 +64,7 @@
         <w:pStyle w:val="ListBullet"/>
       </w:pPr>
       <w:r>
-        <w:rPr>
-          <w:b/>
-        </w:rPr>
-        <w:t>Normen:</w:t>
-      </w:r>
-      <w:r>
-        <w:t xml:space="preserve"> Die Akte enthält hierzu widersprüchliche Hinweise. Für die rechtliche Bewertung muss geklärt werden, ob die Aussage aus Vertrag, Anleitung, Produktakte, Marketing, Logdaten oder nachträglicher Krisenkommunikation stammt.</w:t>
+        <w:t>Normen: Die Normenliste des Entwurfs verweist auf zurückgezogene Fassungen; die aktuelle Liste harmonisierter Normen ist per Livecheck zu verifizieren (Aktenstück 45).</w:t>
       </w:r>
     </w:p>
     <w:p>
@@ -84,13 +72,7 @@
         <w:pStyle w:val="ListBullet"/>
       </w:pPr>
       <w:r>
-        <w:rPr>
-          <w:b/>
-        </w:rPr>
-        <w:t>Produkte:</w:t>
-      </w:r>
-      <w:r>
-        <w:t xml:space="preserve"> Die Akte enthält hierzu widersprüchliche Hinweise. Für die rechtliche Bewertung muss geklärt werden, ob die Aussage aus Vertrag, Anleitung, Produktakte, Marketing, Logdaten oder nachträglicher Krisenkommunikation stammt.</w:t>
+        <w:t>Produkte: Der Entwurf erfasst die Baureihe pauschal, ohne Seriennummernkreise und Softwarestände abzugrenzen; genau diese Abgrenzung verlangt die Behörde.</w:t>
       </w:r>
     </w:p>
     <w:p>
@@ -109,7 +91,7 @@
         <w:jc w:val="left"/>
       </w:pPr>
       <w:r>
-        <w:t>Die Unterlage ist bewusst nicht glatt: Vertrieb, Technik, Datenschutz, Qualitätssicherung und Geschäftsführung verwenden nicht immer dieselben Produktnamen. Gerade daraus entsteht das juristische Problem, weil Zweckbestimmung, tatsächliche Nutzung, Werbeaussage und Updatepraxis auseinanderlaufen.</w:t>
+        <w:t>Der Entwurf nennt weder den Unterzeichner noch eine abgeschlossene Normenliste; ausgeliefert wurde die Flotte gleichwohl mit CE-Kennzeichnung, gestützt auf eine ältere Erklärung der Vorgängerbaureihe.</w:t>
       </w:r>
     </w:p>
     <w:p>
@@ -117,23 +99,7 @@
         <w:jc w:val="left"/>
       </w:pPr>
       <w:r>
-        <w:t>Für die rechtliche Bewertung müssen die technischen Annahmen jeweils mit der Produktakte abgeglichen werden. Eine Risikobeurteilung, die nur den Laborzustand beschreibt, trägt den Pilotbetrieb im Lager oder im Pflegezimmer nicht automatisch.</w:t>
-      </w:r>
-    </w:p>
-    <w:p>
-      <w:pPr>
-        <w:jc w:val="left"/>
-      </w:pPr>
-      <w:r>
-        <w:t>Die Akte enthält mehrere Spuren, die sich gegenseitig widersprechen: Der Betreiber spricht von einem autonomen Flottensystem, die CE-Unterlage von einem assistierten Transportmittel, die Marketingfolien von lernender Umgebungserkennung und die Bedienungsanleitung von festen Sicherheitszonen.</w:t>
-      </w:r>
-    </w:p>
-    <w:p>
-      <w:pPr>
-        <w:jc w:val="left"/>
-      </w:pPr>
-      <w:r>
-        <w:t>Die Kanzlei soll keine finale technische Konformität bescheinigen, sondern entscheiden, welche Unterlagen fehlen, welche Sofortmaßnahmen nötig sind und welche Aussagen gegenüber Behörde, Kunden, Versicherer und Betroffenen vertretbar sind.</w:t>
+        <w:t>Für die Werkbank C7 existiert eine unterzeichnete Erklärung, deren Normenstand vor dem letzten Softwareupdate liegt.</w:t>
       </w:r>
     </w:p>
     <w:p>
@@ -152,10 +118,7 @@
         <w:pStyle w:val="Heading3"/>
       </w:pPr>
       <w:r>
-        <w:rPr>
-          <w:rFonts w:ascii="Times New Roman" w:hAnsi="Times New Roman"/>
-        </w:rPr>
-        <w:t>Punkt 1</w:t>
+        <w:t>Unterzeichner</w:t>
       </w:r>
     </w:p>
     <w:p>
@@ -163,7 +126,15 @@
         <w:jc w:val="left"/>
       </w:pPr>
       <w:r>
-        <w:t>Im Gespräch mit Leonie Rottkamp, Bertram Kiendl und Jasper Rodenwald wurde deutlich, dass die Produktlinie nicht mit einer einzigen rechtlichen Schublade erfasst werden kann. Die Vellbruck Robotics GmbH liefert Hardware, Steuerungssoftware, Cloudfunktionen, Wartung und gelegentlich eine kundenspezifische Parametrisierung. Beim Betreiber Münchner Feinlogistik GmbH wurden Schutzfelder verändert, ohne dass klar ist, ob dies vom Admin-Panel gedeckt oder nur technisch möglich war. Der Pflegepilot im St.-Ludgerus-Klinikum München-Sendling verschärft die Lage, weil dort Sensorik, vulnerable Personen und medizinische Nähe zusammentreffen.</w:t>
+        <w:t>Die Geschäftsführung benennt den Unterzeichner durch dokumentierten Beschluss; die Bevollmächtigung wird der Produktakte beigefügt.</w:t>
+      </w:r>
+    </w:p>
+    <w:p>
+      <w:pPr>
+        <w:pStyle w:val="Heading3"/>
+      </w:pPr>
+      <w:r>
+        <w:t>Normen</w:t>
       </w:r>
     </w:p>
     <w:p>
@@ -171,7 +142,7 @@
         <w:jc w:val="left"/>
       </w:pPr>
       <w:r>
-        <w:t>Für die anwaltliche Bearbeitung sollte zu diesem Punkt eine Belegspur angelegt werden: Dokument, Version, Datum, Verfasser, technische Quelle, rechtliche Relevanz und offene Rückfrage. Besonders gefährlich sind Formulierungen wie „selbstlernend“, „voll autonom“, „MDR-ready“, „sicher ohne Schutzzaun“ oder „keine personenbezogenen Daten“, wenn die technische Dokumentation das nicht trägt.</w:t>
+        <w:t>Die Normenrecherche wird vor Unterzeichnung abgeschlossen; Abweichungen vom Stand der Technik werden als Restrisiken in der Risikobeurteilung begründet.</w:t>
       </w:r>
     </w:p>
     <w:p>
@@ -179,10 +150,7 @@
         <w:pStyle w:val="Heading3"/>
       </w:pPr>
       <w:r>
-        <w:rPr>
-          <w:rFonts w:ascii="Times New Roman" w:hAnsi="Times New Roman"/>
-        </w:rPr>
-        <w:t>Punkt 2</w:t>
+        <w:t>Produkte</w:t>
       </w:r>
     </w:p>
     <w:p>
@@ -190,150 +158,7 @@
         <w:jc w:val="left"/>
       </w:pPr>
       <w:r>
-        <w:t>Im Gespräch mit Leonie Rottkamp, Bertram Kiendl und Jasper Rodenwald wurde deutlich, dass die Produktlinie nicht mit einer einzigen rechtlichen Schublade erfasst werden kann. Die Vellbruck Robotics GmbH liefert Hardware, Steuerungssoftware, Cloudfunktionen, Wartung und gelegentlich eine kundenspezifische Parametrisierung. Beim Betreiber Münchner Feinlogistik GmbH wurden Schutzfelder verändert, ohne dass klar ist, ob dies vom Admin-Panel gedeckt oder nur technisch möglich war. Der Pflegepilot im St.-Ludgerus-Klinikum München-Sendling verschärft die Lage, weil dort Sensorik, vulnerable Personen und medizinische Nähe zusammentreffen.</w:t>
-      </w:r>
-    </w:p>
-    <w:p>
-      <w:pPr>
-        <w:jc w:val="left"/>
-      </w:pPr>
-      <w:r>
-        <w:t>Für die anwaltliche Bearbeitung sollte zu diesem Punkt eine Belegspur angelegt werden: Dokument, Version, Datum, Verfasser, technische Quelle, rechtliche Relevanz und offene Rückfrage. Besonders gefährlich sind Formulierungen wie „selbstlernend“, „voll autonom“, „MDR-ready“, „sicher ohne Schutzzaun“ oder „keine personenbezogenen Daten“, wenn die technische Dokumentation das nicht trägt.</w:t>
-      </w:r>
-    </w:p>
-    <w:p>
-      <w:pPr>
-        <w:pStyle w:val="Heading3"/>
-      </w:pPr>
-      <w:r>
-        <w:rPr>
-          <w:rFonts w:ascii="Times New Roman" w:hAnsi="Times New Roman"/>
-        </w:rPr>
-        <w:t>Punkt 3</w:t>
-      </w:r>
-    </w:p>
-    <w:p>
-      <w:pPr>
-        <w:jc w:val="left"/>
-      </w:pPr>
-      <w:r>
-        <w:t>Im Gespräch mit Leonie Rottkamp, Bertram Kiendl und Jasper Rodenwald wurde deutlich, dass die Produktlinie nicht mit einer einzigen rechtlichen Schublade erfasst werden kann. Die Vellbruck Robotics GmbH liefert Hardware, Steuerungssoftware, Cloudfunktionen, Wartung und gelegentlich eine kundenspezifische Parametrisierung. Beim Betreiber Münchner Feinlogistik GmbH wurden Schutzfelder verändert, ohne dass klar ist, ob dies vom Admin-Panel gedeckt oder nur technisch möglich war. Der Pflegepilot im St.-Ludgerus-Klinikum München-Sendling verschärft die Lage, weil dort Sensorik, vulnerable Personen und medizinische Nähe zusammentreffen.</w:t>
-      </w:r>
-    </w:p>
-    <w:p>
-      <w:pPr>
-        <w:jc w:val="left"/>
-      </w:pPr>
-      <w:r>
-        <w:t>Für die anwaltliche Bearbeitung sollte zu diesem Punkt eine Belegspur angelegt werden: Dokument, Version, Datum, Verfasser, technische Quelle, rechtliche Relevanz und offene Rückfrage. Besonders gefährlich sind Formulierungen wie „selbstlernend“, „voll autonom“, „MDR-ready“, „sicher ohne Schutzzaun“ oder „keine personenbezogenen Daten“, wenn die technische Dokumentation das nicht trägt.</w:t>
-      </w:r>
-    </w:p>
-    <w:p>
-      <w:pPr>
-        <w:pStyle w:val="Heading3"/>
-      </w:pPr>
-      <w:r>
-        <w:rPr>
-          <w:rFonts w:ascii="Times New Roman" w:hAnsi="Times New Roman"/>
-        </w:rPr>
-        <w:t>Punkt 4</w:t>
-      </w:r>
-    </w:p>
-    <w:p>
-      <w:pPr>
-        <w:jc w:val="left"/>
-      </w:pPr>
-      <w:r>
-        <w:t>Im Gespräch mit Leonie Rottkamp, Bertram Kiendl und Jasper Rodenwald wurde deutlich, dass die Produktlinie nicht mit einer einzigen rechtlichen Schublade erfasst werden kann. Die Vellbruck Robotics GmbH liefert Hardware, Steuerungssoftware, Cloudfunktionen, Wartung und gelegentlich eine kundenspezifische Parametrisierung. Beim Betreiber Münchner Feinlogistik GmbH wurden Schutzfelder verändert, ohne dass klar ist, ob dies vom Admin-Panel gedeckt oder nur technisch möglich war. Der Pflegepilot im St.-Ludgerus-Klinikum München-Sendling verschärft die Lage, weil dort Sensorik, vulnerable Personen und medizinische Nähe zusammentreffen.</w:t>
-      </w:r>
-    </w:p>
-    <w:p>
-      <w:pPr>
-        <w:jc w:val="left"/>
-      </w:pPr>
-      <w:r>
-        <w:t>Für die anwaltliche Bearbeitung sollte zu diesem Punkt eine Belegspur angelegt werden: Dokument, Version, Datum, Verfasser, technische Quelle, rechtliche Relevanz und offene Rückfrage. Besonders gefährlich sind Formulierungen wie „selbstlernend“, „voll autonom“, „MDR-ready“, „sicher ohne Schutzzaun“ oder „keine personenbezogenen Daten“, wenn die technische Dokumentation das nicht trägt.</w:t>
-      </w:r>
-    </w:p>
-    <w:p>
-      <w:pPr>
-        <w:pStyle w:val="Heading3"/>
-      </w:pPr>
-      <w:r>
-        <w:rPr>
-          <w:rFonts w:ascii="Times New Roman" w:hAnsi="Times New Roman"/>
-        </w:rPr>
-        <w:t>Punkt 5</w:t>
-      </w:r>
-    </w:p>
-    <w:p>
-      <w:pPr>
-        <w:jc w:val="left"/>
-      </w:pPr>
-      <w:r>
-        <w:t>Im Gespräch mit Leonie Rottkamp, Bertram Kiendl und Jasper Rodenwald wurde deutlich, dass die Produktlinie nicht mit einer einzigen rechtlichen Schublade erfasst werden kann. Die Vellbruck Robotics GmbH liefert Hardware, Steuerungssoftware, Cloudfunktionen, Wartung und gelegentlich eine kundenspezifische Parametrisierung. Beim Betreiber Münchner Feinlogistik GmbH wurden Schutzfelder verändert, ohne dass klar ist, ob dies vom Admin-Panel gedeckt oder nur technisch möglich war. Der Pflegepilot im St.-Ludgerus-Klinikum München-Sendling verschärft die Lage, weil dort Sensorik, vulnerable Personen und medizinische Nähe zusammentreffen.</w:t>
-      </w:r>
-    </w:p>
-    <w:p>
-      <w:pPr>
-        <w:jc w:val="left"/>
-      </w:pPr>
-      <w:r>
-        <w:t>Für die anwaltliche Bearbeitung sollte zu diesem Punkt eine Belegspur angelegt werden: Dokument, Version, Datum, Verfasser, technische Quelle, rechtliche Relevanz und offene Rückfrage. Besonders gefährlich sind Formulierungen wie „selbstlernend“, „voll autonom“, „MDR-ready“, „sicher ohne Schutzzaun“ oder „keine personenbezogenen Daten“, wenn die technische Dokumentation das nicht trägt.</w:t>
-      </w:r>
-    </w:p>
-    <w:p>
-      <w:pPr>
-        <w:pStyle w:val="Heading3"/>
-      </w:pPr>
-      <w:r>
-        <w:rPr>
-          <w:rFonts w:ascii="Times New Roman" w:hAnsi="Times New Roman"/>
-        </w:rPr>
-        <w:t>Punkt 6</w:t>
-      </w:r>
-    </w:p>
-    <w:p>
-      <w:pPr>
-        <w:jc w:val="left"/>
-      </w:pPr>
-      <w:r>
-        <w:t>Im Gespräch mit Leonie Rottkamp, Bertram Kiendl und Jasper Rodenwald wurde deutlich, dass die Produktlinie nicht mit einer einzigen rechtlichen Schublade erfasst werden kann. Die Vellbruck Robotics GmbH liefert Hardware, Steuerungssoftware, Cloudfunktionen, Wartung und gelegentlich eine kundenspezifische Parametrisierung. Beim Betreiber Münchner Feinlogistik GmbH wurden Schutzfelder verändert, ohne dass klar ist, ob dies vom Admin-Panel gedeckt oder nur technisch möglich war. Der Pflegepilot im St.-Ludgerus-Klinikum München-Sendling verschärft die Lage, weil dort Sensorik, vulnerable Personen und medizinische Nähe zusammentreffen.</w:t>
-      </w:r>
-    </w:p>
-    <w:p>
-      <w:pPr>
-        <w:jc w:val="left"/>
-      </w:pPr>
-      <w:r>
-        <w:t>Für die anwaltliche Bearbeitung sollte zu diesem Punkt eine Belegspur angelegt werden: Dokument, Version, Datum, Verfasser, technische Quelle, rechtliche Relevanz und offene Rückfrage. Besonders gefährlich sind Formulierungen wie „selbstlernend“, „voll autonom“, „MDR-ready“, „sicher ohne Schutzzaun“ oder „keine personenbezogenen Daten“, wenn die technische Dokumentation das nicht trägt.</w:t>
-      </w:r>
-    </w:p>
-    <w:p>
-      <w:pPr>
-        <w:pStyle w:val="Heading3"/>
-      </w:pPr>
-      <w:r>
-        <w:rPr>
-          <w:rFonts w:ascii="Times New Roman" w:hAnsi="Times New Roman"/>
-        </w:rPr>
-        <w:t>Punkt 7</w:t>
-      </w:r>
-    </w:p>
-    <w:p>
-      <w:pPr>
-        <w:jc w:val="left"/>
-      </w:pPr>
-      <w:r>
-        <w:t>Im Gespräch mit Leonie Rottkamp, Bertram Kiendl und Jasper Rodenwald wurde deutlich, dass die Produktlinie nicht mit einer einzigen rechtlichen Schublade erfasst werden kann. Die Vellbruck Robotics GmbH liefert Hardware, Steuerungssoftware, Cloudfunktionen, Wartung und gelegentlich eine kundenspezifische Parametrisierung. Beim Betreiber Münchner Feinlogistik GmbH wurden Schutzfelder verändert, ohne dass klar ist, ob dies vom Admin-Panel gedeckt oder nur technisch möglich war. Der Pflegepilot im St.-Ludgerus-Klinikum München-Sendling verschärft die Lage, weil dort Sensorik, vulnerable Personen und medizinische Nähe zusammentreffen.</w:t>
-      </w:r>
-    </w:p>
-    <w:p>
-      <w:pPr>
-        <w:jc w:val="left"/>
-      </w:pPr>
-      <w:r>
-        <w:t>Für die anwaltliche Bearbeitung sollte zu diesem Punkt eine Belegspur angelegt werden: Dokument, Version, Datum, Verfasser, technische Quelle, rechtliche Relevanz und offene Rückfrage. Besonders gefährlich sind Formulierungen wie „selbstlernend“, „voll autonom“, „MDR-ready“, „sicher ohne Schutzzaun“ oder „keine personenbezogenen Daten“, wenn die technische Dokumentation das nicht trägt.</w:t>
+        <w:t>Die finale Erklärung nennt Baureihe, Seriennummernkreis und freigegebenen Softwarestand; für Bestandsgeräte wird der Stand über VellNet Control erhoben.</w:t>
       </w:r>
     </w:p>
     <w:p>
@@ -352,7 +177,7 @@
         <w:pStyle w:val="ListBullet"/>
       </w:pPr>
       <w:r>
-        <w:t>Welche Firmware war am Unfalltag tatsächlich aktiv?</w:t>
+        <w:t>Auf welche Erklärung stützte sich die bisherige CE-Kennzeichnung konkret?</w:t>
       </w:r>
     </w:p>
     <w:p>
@@ -360,7 +185,7 @@
         <w:pStyle w:val="ListBullet"/>
       </w:pPr>
       <w:r>
-        <w:t>Welche Zweckbestimmung steht in der final ausgelieferten Anleitung?</w:t>
+        <w:t>Welche Normfassungen sind aktuell gelistet?</w:t>
       </w:r>
     </w:p>
     <w:p>
@@ -368,23 +193,7 @@
         <w:pStyle w:val="ListBullet"/>
       </w:pPr>
       <w:r>
-        <w:t>Welche Schutzfeldänderungen waren technisch möglich und vertraglich erlaubt?</w:t>
-      </w:r>
-    </w:p>
-    <w:p>
-      <w:pPr>
-        <w:pStyle w:val="ListBullet"/>
-      </w:pPr>
-      <w:r>
-        <w:t>Welche personenbezogenen Daten werden lokal, in der Cloud und in Supporttickets verarbeitet?</w:t>
-      </w:r>
-    </w:p>
-    <w:p>
-      <w:pPr>
-        <w:pStyle w:val="ListBullet"/>
-      </w:pPr>
-      <w:r>
-        <w:t>Welche Aussagen wurden gegenüber Kunden, Behörde und Versicherer bereits gemacht?</w:t>
+        <w:t>Wie wird der Softwarestand der Bestandsflotte zuverlässig erhoben?</w:t>
       </w:r>
     </w:p>
     <w:sectPr>

--- a/testakten/robotikrecht-roboterflotte-vellbruck-muenchen/16_eu_konformitaetserklaerung_entwurf.docx
+++ b/testakten/robotikrecht-roboterflotte-vellbruck-muenchen/16_eu_konformitaetserklaerung_entwurf.docx
@@ -7,10 +7,7 @@
         <w:pStyle w:val="Heading1"/>
       </w:pPr>
       <w:r>
-        <w:rPr>
-          <w:rFonts w:ascii="Times New Roman" w:hAnsi="Times New Roman"/>
-        </w:rPr>
-        <w:t>EU-Konformitätserklärung Entwurf</w:t>
+        <w:t>Stand der Unterlagen zur Konformitätserklärung</w:t>
       </w:r>
     </w:p>
     <w:p>
@@ -19,71 +16,6 @@
       </w:pPr>
       <w:r>
         <w:t>Akte: Akte Vellbruck Robotics GmbH — Roboterflotte AtlasCare / LumaMove / Werkbank C7. Stand: 16.06.2026, interne Arbeitsfassung der Kanzlei Hagemann Rottkamp &amp; Partner.</w:t>
-      </w:r>
-    </w:p>
-    <w:p>
-      <w:pPr>
-        <w:pStyle w:val="Heading2"/>
-      </w:pPr>
-      <w:r>
-        <w:rPr>
-          <w:rFonts w:ascii="Times New Roman" w:hAnsi="Times New Roman"/>
-        </w:rPr>
-        <w:t>Kernaussage</w:t>
-      </w:r>
-    </w:p>
-    <w:p>
-      <w:pPr>
-        <w:jc w:val="left"/>
-      </w:pPr>
-      <w:r>
-        <w:t>Dieser Vermerk bewertet den Entwurf 0.8 der EU-Konformitätserklärung für die LumaMove-Flotte und legt fest, wie mit der Lücke gegenüber Behörde und Kunden umgegangen wird.</w:t>
-      </w:r>
-    </w:p>
-    <w:p>
-      <w:pPr>
-        <w:pStyle w:val="Heading2"/>
-      </w:pPr>
-      <w:r>
-        <w:rPr>
-          <w:rFonts w:ascii="Times New Roman" w:hAnsi="Times New Roman"/>
-        </w:rPr>
-        <w:t>Einzelpunkte</w:t>
-      </w:r>
-    </w:p>
-    <w:p>
-      <w:pPr>
-        <w:pStyle w:val="ListBullet"/>
-      </w:pPr>
-      <w:r>
-        <w:t>Unterzeichner: Zeichnungsberechtigt ist die Geschäftsführung oder ein schriftlich Bevollmächtigter; intern war die Zeichnung zwischen CTO und QM-Leitung ungeklärt.</w:t>
-      </w:r>
-    </w:p>
-    <w:p>
-      <w:pPr>
-        <w:pStyle w:val="ListBullet"/>
-      </w:pPr>
-      <w:r>
-        <w:t>Normen: Die Normenliste des Entwurfs verweist auf zurückgezogene Fassungen; die aktuelle Liste harmonisierter Normen ist per Livecheck zu verifizieren (Aktenstück 45).</w:t>
-      </w:r>
-    </w:p>
-    <w:p>
-      <w:pPr>
-        <w:pStyle w:val="ListBullet"/>
-      </w:pPr>
-      <w:r>
-        <w:t>Produkte: Der Entwurf erfasst die Baureihe pauschal, ohne Seriennummernkreise und Softwarestände abzugrenzen; genau diese Abgrenzung verlangt die Behörde.</w:t>
-      </w:r>
-    </w:p>
-    <w:p>
-      <w:pPr>
-        <w:pStyle w:val="Heading2"/>
-      </w:pPr>
-      <w:r>
-        <w:rPr>
-          <w:rFonts w:ascii="Times New Roman" w:hAnsi="Times New Roman"/>
-        </w:rPr>
-        <w:t>Tatsachenstand</w:t>
       </w:r>
     </w:p>
     <w:p>
@@ -100,100 +32,6 @@
       </w:pPr>
       <w:r>
         <w:t>Für die Werkbank C7 existiert eine unterzeichnete Erklärung, deren Normenstand vor dem letzten Softwareupdate liegt.</w:t>
-      </w:r>
-    </w:p>
-    <w:p>
-      <w:pPr>
-        <w:pStyle w:val="Heading2"/>
-      </w:pPr>
-      <w:r>
-        <w:rPr>
-          <w:rFonts w:ascii="Times New Roman" w:hAnsi="Times New Roman"/>
-        </w:rPr>
-        <w:t>Detailnotizen</w:t>
-      </w:r>
-    </w:p>
-    <w:p>
-      <w:pPr>
-        <w:pStyle w:val="Heading3"/>
-      </w:pPr>
-      <w:r>
-        <w:t>Unterzeichner</w:t>
-      </w:r>
-    </w:p>
-    <w:p>
-      <w:pPr>
-        <w:jc w:val="left"/>
-      </w:pPr>
-      <w:r>
-        <w:t>Die Geschäftsführung benennt den Unterzeichner durch dokumentierten Beschluss; die Bevollmächtigung wird der Produktakte beigefügt.</w:t>
-      </w:r>
-    </w:p>
-    <w:p>
-      <w:pPr>
-        <w:pStyle w:val="Heading3"/>
-      </w:pPr>
-      <w:r>
-        <w:t>Normen</w:t>
-      </w:r>
-    </w:p>
-    <w:p>
-      <w:pPr>
-        <w:jc w:val="left"/>
-      </w:pPr>
-      <w:r>
-        <w:t>Die Normenrecherche wird vor Unterzeichnung abgeschlossen; Abweichungen vom Stand der Technik werden als Restrisiken in der Risikobeurteilung begründet.</w:t>
-      </w:r>
-    </w:p>
-    <w:p>
-      <w:pPr>
-        <w:pStyle w:val="Heading3"/>
-      </w:pPr>
-      <w:r>
-        <w:t>Produkte</w:t>
-      </w:r>
-    </w:p>
-    <w:p>
-      <w:pPr>
-        <w:jc w:val="left"/>
-      </w:pPr>
-      <w:r>
-        <w:t>Die finale Erklärung nennt Baureihe, Seriennummernkreis und freigegebenen Softwarestand; für Bestandsgeräte wird der Stand über VellNet Control erhoben.</w:t>
-      </w:r>
-    </w:p>
-    <w:p>
-      <w:pPr>
-        <w:pStyle w:val="Heading2"/>
-      </w:pPr>
-      <w:r>
-        <w:rPr>
-          <w:rFonts w:ascii="Times New Roman" w:hAnsi="Times New Roman"/>
-        </w:rPr>
-        <w:t>Offene Rückfragen</w:t>
-      </w:r>
-    </w:p>
-    <w:p>
-      <w:pPr>
-        <w:pStyle w:val="ListBullet"/>
-      </w:pPr>
-      <w:r>
-        <w:t>Auf welche Erklärung stützte sich die bisherige CE-Kennzeichnung konkret?</w:t>
-      </w:r>
-    </w:p>
-    <w:p>
-      <w:pPr>
-        <w:pStyle w:val="ListBullet"/>
-      </w:pPr>
-      <w:r>
-        <w:t>Welche Normfassungen sind aktuell gelistet?</w:t>
-      </w:r>
-    </w:p>
-    <w:p>
-      <w:pPr>
-        <w:pStyle w:val="ListBullet"/>
-      </w:pPr>
-      <w:r>
-        <w:t>Wie wird der Softwarestand der Bestandsflotte zuverlässig erhoben?</w:t>
       </w:r>
     </w:p>
     <w:sectPr>
